--- a/zht/docx/147.content.docx
+++ b/zht/docx/147.content.docx
@@ -380,18 +380,12 @@
           <w:lang w:val="zh_TW" w:bidi="zh_TW"/>
         </w:rPr>
       </w:r>
-      <w:hyperlink r:id="rId13">
-        <w:r>
-          <w:rPr>
-            <w:lang w:val="zh_TW" w:bidi="zh_TW"/>
-          </w:rPr>
-          <w:rPr>
-            <w:color w:val="0000EE"/>
-            <w:u w:val="single"/>
-          </w:rPr>
-          <w:t>出埃及記6:2–5</w:t>
-        </w:r>
-      </w:hyperlink>
+      <w:r>
+        <w:rPr>
+          <w:lang w:val="zh_TW" w:bidi="zh_TW"/>
+        </w:rPr>
+        <w:t>出埃及記6:2–5</w:t>
+      </w:r>
     </w:p>
     <w:p>
       <w:pPr>
@@ -404,18 +398,12 @@
           <w:lang w:val="zh_TW" w:bidi="zh_TW"/>
         </w:rPr>
       </w:r>
-      <w:hyperlink r:id="rId14">
-        <w:r>
-          <w:rPr>
-            <w:lang w:val="zh_TW" w:bidi="zh_TW"/>
-          </w:rPr>
-          <w:rPr>
-            <w:color w:val="0000EE"/>
-            <w:u w:val="single"/>
-          </w:rPr>
-          <w:t>創世記17:1</w:t>
-        </w:r>
-      </w:hyperlink>
+      <w:r>
+        <w:rPr>
+          <w:lang w:val="zh_TW" w:bidi="zh_TW"/>
+        </w:rPr>
+        <w:t>創世記17:1</w:t>
+      </w:r>
     </w:p>
     <w:p>
       <w:pPr>
@@ -428,18 +416,12 @@
           <w:lang w:val="zh_TW" w:bidi="zh_TW"/>
         </w:rPr>
       </w:r>
-      <w:hyperlink r:id="rId15">
-        <w:r>
-          <w:rPr>
-            <w:lang w:val="zh_TW" w:bidi="zh_TW"/>
-          </w:rPr>
-          <w:rPr>
-            <w:color w:val="0000EE"/>
-            <w:u w:val="single"/>
-          </w:rPr>
-          <w:t>創世記35:11–13</w:t>
-        </w:r>
-      </w:hyperlink>
+      <w:r>
+        <w:rPr>
+          <w:lang w:val="zh_TW" w:bidi="zh_TW"/>
+        </w:rPr>
+        <w:t>創世記35:11–13</w:t>
+      </w:r>
     </w:p>
     <w:p>
       <w:pPr>
@@ -452,18 +434,12 @@
           <w:lang w:val="zh_TW" w:bidi="zh_TW"/>
         </w:rPr>
       </w:r>
-      <w:hyperlink r:id="rId16">
-        <w:r>
-          <w:rPr>
-            <w:lang w:val="zh_TW" w:bidi="zh_TW"/>
-          </w:rPr>
-          <w:rPr>
-            <w:color w:val="0000EE"/>
-            <w:u w:val="single"/>
-          </w:rPr>
-          <w:t>約伯記8:3</w:t>
-        </w:r>
-      </w:hyperlink>
+      <w:r>
+        <w:rPr>
+          <w:lang w:val="zh_TW" w:bidi="zh_TW"/>
+        </w:rPr>
+        <w:t>約伯記8:3</w:t>
+      </w:r>
     </w:p>
     <w:p>
       <w:pPr>
@@ -476,18 +452,12 @@
           <w:lang w:val="zh_TW" w:bidi="zh_TW"/>
         </w:rPr>
       </w:r>
-      <w:hyperlink r:id="rId17">
-        <w:r>
-          <w:rPr>
-            <w:lang w:val="zh_TW" w:bidi="zh_TW"/>
-          </w:rPr>
-          <w:rPr>
-            <w:color w:val="0000EE"/>
-            <w:u w:val="single"/>
-          </w:rPr>
-          <w:t>民數記24:15–16</w:t>
-        </w:r>
-      </w:hyperlink>
+      <w:r>
+        <w:rPr>
+          <w:lang w:val="zh_TW" w:bidi="zh_TW"/>
+        </w:rPr>
+        <w:t>民數記24:15–16</w:t>
+      </w:r>
     </w:p>
     <w:p>
       <w:pPr>
@@ -500,18 +470,12 @@
           <w:lang w:val="zh_TW" w:bidi="zh_TW"/>
         </w:rPr>
       </w:r>
-      <w:hyperlink r:id="rId18">
-        <w:r>
-          <w:rPr>
-            <w:lang w:val="zh_TW" w:bidi="zh_TW"/>
-          </w:rPr>
-          <w:rPr>
-            <w:color w:val="0000EE"/>
-            <w:u w:val="single"/>
-          </w:rPr>
-          <w:t>啟示錄1:7–8</w:t>
-        </w:r>
-      </w:hyperlink>
+      <w:r>
+        <w:rPr>
+          <w:lang w:val="zh_TW" w:bidi="zh_TW"/>
+        </w:rPr>
+        <w:t>啟示錄1:7–8</w:t>
+      </w:r>
     </w:p>
     <w:p>
       <w:pPr>
@@ -524,18 +488,12 @@
           <w:lang w:val="zh_TW" w:bidi="zh_TW"/>
         </w:rPr>
       </w:r>
-      <w:hyperlink r:id="rId19">
-        <w:r>
-          <w:rPr>
-            <w:lang w:val="zh_TW" w:bidi="zh_TW"/>
-          </w:rPr>
-          <w:rPr>
-            <w:color w:val="0000EE"/>
-            <w:u w:val="single"/>
-          </w:rPr>
-          <w:t>路得記1:19–21</w:t>
-        </w:r>
-      </w:hyperlink>
+      <w:r>
+        <w:rPr>
+          <w:lang w:val="zh_TW" w:bidi="zh_TW"/>
+        </w:rPr>
+        <w:t>路得記1:19–21</w:t>
+      </w:r>
     </w:p>
     <w:p>
       <w:pPr>
@@ -727,18 +685,12 @@
           <w:lang w:val="zh_TW" w:bidi="zh_TW"/>
         </w:rPr>
       </w:r>
-      <w:hyperlink r:id="rId20">
-        <w:r>
-          <w:rPr>
-            <w:lang w:val="zh_TW" w:bidi="zh_TW"/>
-          </w:rPr>
-          <w:rPr>
-            <w:color w:val="0000EE"/>
-            <w:u w:val="single"/>
-          </w:rPr>
-          <w:t>彼得後書2:17</w:t>
-        </w:r>
-      </w:hyperlink>
+      <w:r>
+        <w:rPr>
+          <w:lang w:val="zh_TW" w:bidi="zh_TW"/>
+        </w:rPr>
+        <w:t>彼得後書2:17</w:t>
+      </w:r>
     </w:p>
     <w:p>
       <w:pPr>
@@ -751,18 +703,12 @@
           <w:lang w:val="zh_TW" w:bidi="zh_TW"/>
         </w:rPr>
       </w:r>
-      <w:hyperlink r:id="rId21">
-        <w:r>
-          <w:rPr>
-            <w:lang w:val="zh_TW" w:bidi="zh_TW"/>
-          </w:rPr>
-          <w:rPr>
-            <w:color w:val="0000EE"/>
-            <w:u w:val="single"/>
-          </w:rPr>
-          <w:t>創世記7:11</w:t>
-        </w:r>
-      </w:hyperlink>
+      <w:r>
+        <w:rPr>
+          <w:lang w:val="zh_TW" w:bidi="zh_TW"/>
+        </w:rPr>
+        <w:t>創世記7:11</w:t>
+      </w:r>
     </w:p>
     <w:p>
       <w:pPr>
@@ -775,18 +721,12 @@
           <w:lang w:val="zh_TW" w:bidi="zh_TW"/>
         </w:rPr>
       </w:r>
-      <w:hyperlink r:id="rId22">
-        <w:r>
-          <w:rPr>
-            <w:lang w:val="zh_TW" w:bidi="zh_TW"/>
-          </w:rPr>
-          <w:rPr>
-            <w:color w:val="0000EE"/>
-            <w:u w:val="single"/>
-          </w:rPr>
-          <w:t>創世記8:2</w:t>
-        </w:r>
-      </w:hyperlink>
+      <w:r>
+        <w:rPr>
+          <w:lang w:val="zh_TW" w:bidi="zh_TW"/>
+        </w:rPr>
+        <w:t>創世記8:2</w:t>
+      </w:r>
     </w:p>
     <w:p>
       <w:pPr>
@@ -799,18 +739,12 @@
           <w:lang w:val="zh_TW" w:bidi="zh_TW"/>
         </w:rPr>
       </w:r>
-      <w:hyperlink r:id="rId23">
-        <w:r>
-          <w:rPr>
-            <w:lang w:val="zh_TW" w:bidi="zh_TW"/>
-          </w:rPr>
-          <w:rPr>
-            <w:color w:val="0000EE"/>
-            <w:u w:val="single"/>
-          </w:rPr>
-          <w:t>創世記24:13</w:t>
-        </w:r>
-      </w:hyperlink>
+      <w:r>
+        <w:rPr>
+          <w:lang w:val="zh_TW" w:bidi="zh_TW"/>
+        </w:rPr>
+        <w:t>創世記24:13</w:t>
+      </w:r>
     </w:p>
     <w:p>
       <w:pPr>
@@ -823,18 +757,12 @@
           <w:lang w:val="zh_TW" w:bidi="zh_TW"/>
         </w:rPr>
       </w:r>
-      <w:hyperlink r:id="rId24">
-        <w:r>
-          <w:rPr>
-            <w:lang w:val="zh_TW" w:bidi="zh_TW"/>
-          </w:rPr>
-          <w:rPr>
-            <w:color w:val="0000EE"/>
-            <w:u w:val="single"/>
-          </w:rPr>
-          <w:t>創世記24:42</w:t>
-        </w:r>
-      </w:hyperlink>
+      <w:r>
+        <w:rPr>
+          <w:lang w:val="zh_TW" w:bidi="zh_TW"/>
+        </w:rPr>
+        <w:t>創世記24:42</w:t>
+      </w:r>
     </w:p>
     <w:p>
       <w:pPr>
@@ -847,18 +775,12 @@
           <w:lang w:val="zh_TW" w:bidi="zh_TW"/>
         </w:rPr>
       </w:r>
-      <w:hyperlink r:id="rId25">
-        <w:r>
-          <w:rPr>
-            <w:lang w:val="zh_TW" w:bidi="zh_TW"/>
-          </w:rPr>
-          <w:rPr>
-            <w:color w:val="0000EE"/>
-            <w:u w:val="single"/>
-          </w:rPr>
-          <w:t>雅各書3:11</w:t>
-        </w:r>
-      </w:hyperlink>
+      <w:r>
+        <w:rPr>
+          <w:lang w:val="zh_TW" w:bidi="zh_TW"/>
+        </w:rPr>
+        <w:t>雅各書3:11</w:t>
+      </w:r>
     </w:p>
     <w:p>
       <w:pPr>
@@ -1223,18 +1145,12 @@
           <w:lang w:val="zh_TW" w:bidi="zh_TW"/>
         </w:rPr>
       </w:r>
-      <w:hyperlink r:id="rId26">
-        <w:r>
-          <w:rPr>
-            <w:lang w:val="zh_TW" w:bidi="zh_TW"/>
-          </w:rPr>
-          <w:rPr>
-            <w:color w:val="0000EE"/>
-            <w:u w:val="single"/>
-          </w:rPr>
-          <w:t>歌羅西書2:10</w:t>
-        </w:r>
-      </w:hyperlink>
+      <w:r>
+        <w:rPr>
+          <w:lang w:val="zh_TW" w:bidi="zh_TW"/>
+        </w:rPr>
+        <w:t>歌羅西書2:10</w:t>
+      </w:r>
     </w:p>
     <w:p>
       <w:pPr>
@@ -1247,18 +1163,12 @@
           <w:lang w:val="zh_TW" w:bidi="zh_TW"/>
         </w:rPr>
       </w:r>
-      <w:hyperlink r:id="rId27">
-        <w:r>
-          <w:rPr>
-            <w:lang w:val="zh_TW" w:bidi="zh_TW"/>
-          </w:rPr>
-          <w:rPr>
-            <w:color w:val="0000EE"/>
-            <w:u w:val="single"/>
-          </w:rPr>
-          <w:t>以斯帖記9:29</w:t>
-        </w:r>
-      </w:hyperlink>
+      <w:r>
+        <w:rPr>
+          <w:lang w:val="zh_TW" w:bidi="zh_TW"/>
+        </w:rPr>
+        <w:t>以斯帖記9:29</w:t>
+      </w:r>
     </w:p>
     <w:p>
       <w:pPr>
@@ -1271,18 +1181,12 @@
           <w:lang w:val="zh_TW" w:bidi="zh_TW"/>
         </w:rPr>
       </w:r>
-      <w:hyperlink r:id="rId28">
-        <w:r>
-          <w:rPr>
-            <w:lang w:val="zh_TW" w:bidi="zh_TW"/>
-          </w:rPr>
-          <w:rPr>
-            <w:color w:val="0000EE"/>
-            <w:u w:val="single"/>
-          </w:rPr>
-          <w:t>創世記41:35</w:t>
-        </w:r>
-      </w:hyperlink>
+      <w:r>
+        <w:rPr>
+          <w:lang w:val="zh_TW" w:bidi="zh_TW"/>
+        </w:rPr>
+        <w:t>創世記41:35</w:t>
+      </w:r>
     </w:p>
     <w:p>
       <w:pPr>
@@ -1295,18 +1199,12 @@
           <w:lang w:val="zh_TW" w:bidi="zh_TW"/>
         </w:rPr>
       </w:r>
-      <w:hyperlink r:id="rId29">
-        <w:r>
-          <w:rPr>
-            <w:lang w:val="zh_TW" w:bidi="zh_TW"/>
-          </w:rPr>
-          <w:rPr>
-            <w:color w:val="0000EE"/>
-            <w:u w:val="single"/>
-          </w:rPr>
-          <w:t>約拿書3:6–7</w:t>
-        </w:r>
-      </w:hyperlink>
+      <w:r>
+        <w:rPr>
+          <w:lang w:val="zh_TW" w:bidi="zh_TW"/>
+        </w:rPr>
+        <w:t>約拿書3:6–7</w:t>
+      </w:r>
     </w:p>
     <w:p>
       <w:pPr>
@@ -1319,18 +1217,12 @@
           <w:lang w:val="zh_TW" w:bidi="zh_TW"/>
         </w:rPr>
       </w:r>
-      <w:hyperlink r:id="rId30">
-        <w:r>
-          <w:rPr>
-            <w:lang w:val="zh_TW" w:bidi="zh_TW"/>
-          </w:rPr>
-          <w:rPr>
-            <w:color w:val="0000EE"/>
-            <w:u w:val="single"/>
-          </w:rPr>
-          <w:t>路加福音12:5</w:t>
-        </w:r>
-      </w:hyperlink>
+      <w:r>
+        <w:rPr>
+          <w:lang w:val="zh_TW" w:bidi="zh_TW"/>
+        </w:rPr>
+        <w:t>路加福音12:5</w:t>
+      </w:r>
     </w:p>
     <w:p>
       <w:pPr>
@@ -1343,18 +1235,12 @@
           <w:lang w:val="zh_TW" w:bidi="zh_TW"/>
         </w:rPr>
       </w:r>
-      <w:hyperlink r:id="rId31">
-        <w:r>
-          <w:rPr>
-            <w:lang w:val="zh_TW" w:bidi="zh_TW"/>
-          </w:rPr>
-          <w:rPr>
-            <w:color w:val="0000EE"/>
-            <w:u w:val="single"/>
-          </w:rPr>
-          <w:t>路加福音20:1–2</w:t>
-        </w:r>
-      </w:hyperlink>
+      <w:r>
+        <w:rPr>
+          <w:lang w:val="zh_TW" w:bidi="zh_TW"/>
+        </w:rPr>
+        <w:t>路加福音20:1–2</w:t>
+      </w:r>
     </w:p>
     <w:p>
       <w:pPr>
@@ -1367,18 +1253,12 @@
           <w:lang w:val="zh_TW" w:bidi="zh_TW"/>
         </w:rPr>
       </w:r>
-      <w:hyperlink r:id="rId32">
-        <w:r>
-          <w:rPr>
-            <w:lang w:val="zh_TW" w:bidi="zh_TW"/>
-          </w:rPr>
-          <w:rPr>
-            <w:color w:val="0000EE"/>
-            <w:u w:val="single"/>
-          </w:rPr>
-          <w:t>馬可福音1:22</w:t>
-        </w:r>
-      </w:hyperlink>
+      <w:r>
+        <w:rPr>
+          <w:lang w:val="zh_TW" w:bidi="zh_TW"/>
+        </w:rPr>
+        <w:t>馬可福音1:22</w:t>
+      </w:r>
     </w:p>
     <w:p>
       <w:pPr>
@@ -1391,18 +1271,12 @@
           <w:lang w:val="zh_TW" w:bidi="zh_TW"/>
         </w:rPr>
       </w:r>
-      <w:hyperlink r:id="rId33">
-        <w:r>
-          <w:rPr>
-            <w:lang w:val="zh_TW" w:bidi="zh_TW"/>
-          </w:rPr>
-          <w:rPr>
-            <w:color w:val="0000EE"/>
-            <w:u w:val="single"/>
-          </w:rPr>
-          <w:t>馬太福音8:9</w:t>
-        </w:r>
-      </w:hyperlink>
+      <w:r>
+        <w:rPr>
+          <w:lang w:val="zh_TW" w:bidi="zh_TW"/>
+        </w:rPr>
+        <w:t>馬太福音8:9</w:t>
+      </w:r>
     </w:p>
     <w:p>
       <w:pPr>
@@ -1415,18 +1289,12 @@
           <w:lang w:val="zh_TW" w:bidi="zh_TW"/>
         </w:rPr>
       </w:r>
-      <w:hyperlink r:id="rId34">
-        <w:r>
-          <w:rPr>
-            <w:lang w:val="zh_TW" w:bidi="zh_TW"/>
-          </w:rPr>
-          <w:rPr>
-            <w:color w:val="0000EE"/>
-            <w:u w:val="single"/>
-          </w:rPr>
-          <w:t>馬太福音28:19</w:t>
-        </w:r>
-      </w:hyperlink>
+      <w:r>
+        <w:rPr>
+          <w:lang w:val="zh_TW" w:bidi="zh_TW"/>
+        </w:rPr>
+        <w:t>馬太福音28:19</w:t>
+      </w:r>
     </w:p>
     <w:p>
       <w:pPr>
@@ -1439,18 +1307,12 @@
           <w:lang w:val="zh_TW" w:bidi="zh_TW"/>
         </w:rPr>
       </w:r>
-      <w:hyperlink r:id="rId35">
-        <w:r>
-          <w:rPr>
-            <w:lang w:val="zh_TW" w:bidi="zh_TW"/>
-          </w:rPr>
-          <w:rPr>
-            <w:color w:val="0000EE"/>
-            <w:u w:val="single"/>
-          </w:rPr>
-          <w:t>提多書3:1</w:t>
-        </w:r>
-      </w:hyperlink>
+      <w:r>
+        <w:rPr>
+          <w:lang w:val="zh_TW" w:bidi="zh_TW"/>
+        </w:rPr>
+        <w:t>提多書3:1</w:t>
+      </w:r>
     </w:p>
     <w:p>
       <w:pPr>
@@ -1738,18 +1600,12 @@
           <w:lang w:val="zh_TW" w:bidi="zh_TW"/>
         </w:rPr>
       </w:r>
-      <w:hyperlink r:id="rId36">
-        <w:r>
-          <w:rPr>
-            <w:lang w:val="zh_TW" w:bidi="zh_TW"/>
-          </w:rPr>
-          <w:rPr>
-            <w:color w:val="0000EE"/>
-            <w:u w:val="single"/>
-          </w:rPr>
-          <w:t>阿摩司書1:5</w:t>
-        </w:r>
-      </w:hyperlink>
+      <w:r>
+        <w:rPr>
+          <w:lang w:val="zh_TW" w:bidi="zh_TW"/>
+        </w:rPr>
+        <w:t>阿摩司書1:5</w:t>
+      </w:r>
     </w:p>
     <w:p>
       <w:pPr>
@@ -1762,18 +1618,12 @@
           <w:lang w:val="zh_TW" w:bidi="zh_TW"/>
         </w:rPr>
       </w:r>
-      <w:hyperlink r:id="rId37">
-        <w:r>
-          <w:rPr>
-            <w:lang w:val="zh_TW" w:bidi="zh_TW"/>
-          </w:rPr>
-          <w:rPr>
-            <w:color w:val="0000EE"/>
-            <w:u w:val="single"/>
-          </w:rPr>
-          <w:t>以斯帖記4:11</w:t>
-        </w:r>
-      </w:hyperlink>
+      <w:r>
+        <w:rPr>
+          <w:lang w:val="zh_TW" w:bidi="zh_TW"/>
+        </w:rPr>
+        <w:t>以斯帖記4:11</w:t>
+      </w:r>
     </w:p>
     <w:p>
       <w:pPr>
@@ -1786,18 +1636,12 @@
           <w:lang w:val="zh_TW" w:bidi="zh_TW"/>
         </w:rPr>
       </w:r>
-      <w:hyperlink r:id="rId38">
-        <w:r>
-          <w:rPr>
-            <w:lang w:val="zh_TW" w:bidi="zh_TW"/>
-          </w:rPr>
-          <w:rPr>
-            <w:color w:val="0000EE"/>
-            <w:u w:val="single"/>
-          </w:rPr>
-          <w:t>創世記49:10</w:t>
-        </w:r>
-      </w:hyperlink>
+      <w:r>
+        <w:rPr>
+          <w:lang w:val="zh_TW" w:bidi="zh_TW"/>
+        </w:rPr>
+        <w:t>創世記49:10</w:t>
+      </w:r>
     </w:p>
     <w:p>
       <w:pPr>
@@ -1810,18 +1654,12 @@
           <w:lang w:val="zh_TW" w:bidi="zh_TW"/>
         </w:rPr>
       </w:r>
-      <w:hyperlink r:id="rId39">
-        <w:r>
-          <w:rPr>
-            <w:lang w:val="zh_TW" w:bidi="zh_TW"/>
-          </w:rPr>
-          <w:rPr>
-            <w:color w:val="0000EE"/>
-            <w:u w:val="single"/>
-          </w:rPr>
-          <w:t>希伯來書1:8</w:t>
-        </w:r>
-      </w:hyperlink>
+      <w:r>
+        <w:rPr>
+          <w:lang w:val="zh_TW" w:bidi="zh_TW"/>
+        </w:rPr>
+        <w:t>希伯來書1:8</w:t>
+      </w:r>
     </w:p>
     <w:p>
       <w:pPr>
@@ -1834,18 +1672,12 @@
           <w:lang w:val="zh_TW" w:bidi="zh_TW"/>
         </w:rPr>
       </w:r>
-      <w:hyperlink r:id="rId40">
-        <w:r>
-          <w:rPr>
-            <w:lang w:val="zh_TW" w:bidi="zh_TW"/>
-          </w:rPr>
-          <w:rPr>
-            <w:color w:val="0000EE"/>
-            <w:u w:val="single"/>
-          </w:rPr>
-          <w:t>民數記21:18</w:t>
-        </w:r>
-      </w:hyperlink>
+      <w:r>
+        <w:rPr>
+          <w:lang w:val="zh_TW" w:bidi="zh_TW"/>
+        </w:rPr>
+        <w:t>民數記21:18</w:t>
+      </w:r>
     </w:p>
     <w:p>
       <w:pPr>
@@ -1858,18 +1690,12 @@
           <w:lang w:val="zh_TW" w:bidi="zh_TW"/>
         </w:rPr>
       </w:r>
-      <w:hyperlink r:id="rId41">
-        <w:r>
-          <w:rPr>
-            <w:lang w:val="zh_TW" w:bidi="zh_TW"/>
-          </w:rPr>
-          <w:rPr>
-            <w:color w:val="0000EE"/>
-            <w:u w:val="single"/>
-          </w:rPr>
-          <w:t>詩篇45:6</w:t>
-        </w:r>
-      </w:hyperlink>
+      <w:r>
+        <w:rPr>
+          <w:lang w:val="zh_TW" w:bidi="zh_TW"/>
+        </w:rPr>
+        <w:t>詩篇45:6</w:t>
+      </w:r>
     </w:p>
     <w:p>
       <w:pPr>
@@ -2100,18 +1926,12 @@
           <w:lang w:val="zh_TW" w:bidi="zh_TW"/>
         </w:rPr>
       </w:r>
-      <w:hyperlink r:id="rId42">
-        <w:r>
-          <w:rPr>
-            <w:lang w:val="zh_TW" w:bidi="zh_TW"/>
-          </w:rPr>
-          <w:rPr>
-            <w:color w:val="0000EE"/>
-            <w:u w:val="single"/>
-          </w:rPr>
-          <w:t>帖撒羅尼迦前書2:3–4</w:t>
-        </w:r>
-      </w:hyperlink>
+      <w:r>
+        <w:rPr>
+          <w:lang w:val="zh_TW" w:bidi="zh_TW"/>
+        </w:rPr>
+        <w:t>帖撒羅尼迦前書2:3–4</w:t>
+      </w:r>
     </w:p>
     <w:p>
       <w:pPr>
@@ -2124,18 +1944,12 @@
           <w:lang w:val="zh_TW" w:bidi="zh_TW"/>
         </w:rPr>
       </w:r>
-      <w:hyperlink r:id="rId43">
-        <w:r>
-          <w:rPr>
-            <w:lang w:val="zh_TW" w:bidi="zh_TW"/>
-          </w:rPr>
-          <w:rPr>
-            <w:color w:val="0000EE"/>
-            <w:u w:val="single"/>
-          </w:rPr>
-          <w:t>帖撒羅尼迦前書2:12</w:t>
-        </w:r>
-      </w:hyperlink>
+      <w:r>
+        <w:rPr>
+          <w:lang w:val="zh_TW" w:bidi="zh_TW"/>
+        </w:rPr>
+        <w:t>帖撒羅尼迦前書2:12</w:t>
+      </w:r>
     </w:p>
     <w:p>
       <w:pPr>
@@ -2148,18 +1962,12 @@
           <w:lang w:val="zh_TW" w:bidi="zh_TW"/>
         </w:rPr>
       </w:r>
-      <w:hyperlink r:id="rId44">
-        <w:r>
-          <w:rPr>
-            <w:lang w:val="zh_TW" w:bidi="zh_TW"/>
-          </w:rPr>
-          <w:rPr>
-            <w:color w:val="0000EE"/>
-            <w:u w:val="single"/>
-          </w:rPr>
-          <w:t>提摩太前書5:2</w:t>
-        </w:r>
-      </w:hyperlink>
+      <w:r>
+        <w:rPr>
+          <w:lang w:val="zh_TW" w:bidi="zh_TW"/>
+        </w:rPr>
+        <w:t>提摩太前書5:2</w:t>
+      </w:r>
     </w:p>
     <w:p>
       <w:pPr>
@@ -2172,18 +1980,12 @@
           <w:lang w:val="zh_TW" w:bidi="zh_TW"/>
         </w:rPr>
       </w:r>
-      <w:hyperlink r:id="rId45">
-        <w:r>
-          <w:rPr>
-            <w:lang w:val="zh_TW" w:bidi="zh_TW"/>
-          </w:rPr>
-          <w:rPr>
-            <w:color w:val="0000EE"/>
-            <w:u w:val="single"/>
-          </w:rPr>
-          <w:t>路加福音3:18</w:t>
-        </w:r>
-      </w:hyperlink>
+      <w:r>
+        <w:rPr>
+          <w:lang w:val="zh_TW" w:bidi="zh_TW"/>
+        </w:rPr>
+        <w:t>路加福音3:18</w:t>
+      </w:r>
     </w:p>
     <w:p>
       <w:pPr>

--- a/zht/docx/147.content.docx
+++ b/zht/docx/147.content.docx
@@ -1108,13 +1108,456 @@
         <w:rPr>
           <w:lang w:val="zh_TW" w:bidi="zh_TW"/>
         </w:rPr>
+        <w:t>、權能）</w:t>
+      </w:r>
+    </w:p>
+    <w:p>
+      <w:pPr>
+        <w:pStyle w:val="Heading3"/>
+      </w:pPr>
+      <w:r>
+        <w:rPr>
+          <w:lang w:val="zh_TW" w:bidi="zh_TW"/>
+        </w:rPr>
+        <w:t>參考經文：</w:t>
+      </w:r>
+    </w:p>
+    <w:p>
+      <w:pPr>
+        <w:pStyle w:val="ListBullet"/>
+        <w:spacing w:line="240" w:lineRule="auto"/>
+        <w:ind w:left="720"/>
+      </w:pPr>
+      <w:r>
+        <w:rPr>
+          <w:lang w:val="zh_TW" w:bidi="zh_TW"/>
+        </w:rPr>
+      </w:r>
+      <w:r>
+        <w:rPr>
+          <w:lang w:val="zh_TW" w:bidi="zh_TW"/>
+        </w:rPr>
+        <w:t>歌羅西書2:10</w:t>
+      </w:r>
+    </w:p>
+    <w:p>
+      <w:pPr>
+        <w:pStyle w:val="ListBullet"/>
+        <w:spacing w:line="240" w:lineRule="auto"/>
+        <w:ind w:left="720"/>
+      </w:pPr>
+      <w:r>
+        <w:rPr>
+          <w:lang w:val="zh_TW" w:bidi="zh_TW"/>
+        </w:rPr>
+      </w:r>
+      <w:r>
+        <w:rPr>
+          <w:lang w:val="zh_TW" w:bidi="zh_TW"/>
+        </w:rPr>
+        <w:t>以斯帖記9:29</w:t>
+      </w:r>
+    </w:p>
+    <w:p>
+      <w:pPr>
+        <w:pStyle w:val="ListBullet"/>
+        <w:spacing w:line="240" w:lineRule="auto"/>
+        <w:ind w:left="720"/>
+      </w:pPr>
+      <w:r>
+        <w:rPr>
+          <w:lang w:val="zh_TW" w:bidi="zh_TW"/>
+        </w:rPr>
+      </w:r>
+      <w:r>
+        <w:rPr>
+          <w:lang w:val="zh_TW" w:bidi="zh_TW"/>
+        </w:rPr>
+        <w:t>創世記41:35</w:t>
+      </w:r>
+    </w:p>
+    <w:p>
+      <w:pPr>
+        <w:pStyle w:val="ListBullet"/>
+        <w:spacing w:line="240" w:lineRule="auto"/>
+        <w:ind w:left="720"/>
+      </w:pPr>
+      <w:r>
+        <w:rPr>
+          <w:lang w:val="zh_TW" w:bidi="zh_TW"/>
+        </w:rPr>
+      </w:r>
+      <w:r>
+        <w:rPr>
+          <w:lang w:val="zh_TW" w:bidi="zh_TW"/>
+        </w:rPr>
+        <w:t>約拿書3:6–7</w:t>
+      </w:r>
+    </w:p>
+    <w:p>
+      <w:pPr>
+        <w:pStyle w:val="ListBullet"/>
+        <w:spacing w:line="240" w:lineRule="auto"/>
+        <w:ind w:left="720"/>
+      </w:pPr>
+      <w:r>
+        <w:rPr>
+          <w:lang w:val="zh_TW" w:bidi="zh_TW"/>
+        </w:rPr>
+      </w:r>
+      <w:r>
+        <w:rPr>
+          <w:lang w:val="zh_TW" w:bidi="zh_TW"/>
+        </w:rPr>
+        <w:t>路加福音12:5</w:t>
+      </w:r>
+    </w:p>
+    <w:p>
+      <w:pPr>
+        <w:pStyle w:val="ListBullet"/>
+        <w:spacing w:line="240" w:lineRule="auto"/>
+        <w:ind w:left="720"/>
+      </w:pPr>
+      <w:r>
+        <w:rPr>
+          <w:lang w:val="zh_TW" w:bidi="zh_TW"/>
+        </w:rPr>
+      </w:r>
+      <w:r>
+        <w:rPr>
+          <w:lang w:val="zh_TW" w:bidi="zh_TW"/>
+        </w:rPr>
+        <w:t>路加福音20:1–2</w:t>
+      </w:r>
+    </w:p>
+    <w:p>
+      <w:pPr>
+        <w:pStyle w:val="ListBullet"/>
+        <w:spacing w:line="240" w:lineRule="auto"/>
+        <w:ind w:left="720"/>
+      </w:pPr>
+      <w:r>
+        <w:rPr>
+          <w:lang w:val="zh_TW" w:bidi="zh_TW"/>
+        </w:rPr>
+      </w:r>
+      <w:r>
+        <w:rPr>
+          <w:lang w:val="zh_TW" w:bidi="zh_TW"/>
+        </w:rPr>
+        <w:t>馬可福音1:22</w:t>
+      </w:r>
+    </w:p>
+    <w:p>
+      <w:pPr>
+        <w:pStyle w:val="ListBullet"/>
+        <w:spacing w:line="240" w:lineRule="auto"/>
+        <w:ind w:left="720"/>
+      </w:pPr>
+      <w:r>
+        <w:rPr>
+          <w:lang w:val="zh_TW" w:bidi="zh_TW"/>
+        </w:rPr>
+      </w:r>
+      <w:r>
+        <w:rPr>
+          <w:lang w:val="zh_TW" w:bidi="zh_TW"/>
+        </w:rPr>
+        <w:t>馬太福音8:9</w:t>
+      </w:r>
+    </w:p>
+    <w:p>
+      <w:pPr>
+        <w:pStyle w:val="ListBullet"/>
+        <w:spacing w:line="240" w:lineRule="auto"/>
+        <w:ind w:left="720"/>
+      </w:pPr>
+      <w:r>
+        <w:rPr>
+          <w:lang w:val="zh_TW" w:bidi="zh_TW"/>
+        </w:rPr>
+      </w:r>
+      <w:r>
+        <w:rPr>
+          <w:lang w:val="zh_TW" w:bidi="zh_TW"/>
+        </w:rPr>
+        <w:t>馬太福音28:19</w:t>
+      </w:r>
+    </w:p>
+    <w:p>
+      <w:pPr>
+        <w:pStyle w:val="ListBullet"/>
+        <w:spacing w:line="240" w:lineRule="auto"/>
+        <w:ind w:left="720"/>
+      </w:pPr>
+      <w:r>
+        <w:rPr>
+          <w:lang w:val="zh_TW" w:bidi="zh_TW"/>
+        </w:rPr>
+      </w:r>
+      <w:r>
+        <w:rPr>
+          <w:lang w:val="zh_TW" w:bidi="zh_TW"/>
+        </w:rPr>
+        <w:t>提多書3:1</w:t>
+      </w:r>
+    </w:p>
+    <w:p>
+      <w:pPr>
+        <w:pStyle w:val="Heading3"/>
+      </w:pPr>
+      <w:r>
+        <w:rPr>
+          <w:lang w:val="zh_TW" w:bidi="zh_TW"/>
+        </w:rPr>
+        <w:t>原文參照：</w:t>
+      </w:r>
+    </w:p>
+    <w:p>
+      <w:pPr>
+        <w:pStyle w:val="ListBullet"/>
+        <w:spacing w:line="240" w:lineRule="auto"/>
+        <w:ind w:left="720"/>
+      </w:pPr>
+      <w:r>
+        <w:rPr>
+          <w:lang w:val="zh_TW" w:bidi="zh_TW"/>
+        </w:rPr>
+      </w:r>
+      <w:r>
+        <w:rPr>
+          <w:lang w:val="zh_TW" w:bidi="zh_TW"/>
+        </w:rPr>
+        <w:t>史特朗號：H8633，G08310，G14130，G18490，G18500，G20030，G27150，G52470</w:t>
+      </w:r>
+      <w:r>
+        <w:rPr>
+          <w:lang w:val="zh_TW" w:bidi="zh_TW"/>
+        </w:rPr>
+      </w:r>
+      <w:r>
+        <w:rPr>
+          <w:lang w:val="zh_TW" w:bidi="zh_TW"/>
+        </w:rPr>
+      </w:r>
+    </w:p>
+    <w:p>
+      <w:pPr/>
+      <w:r>
+        <w:rPr>
+          <w:lang w:val="zh_TW" w:bidi="zh_TW"/>
+        </w:rPr>
+      </w:r>
+    </w:p>
+    <w:p>
+      <w:pPr>
+        <w:pStyle w:val="Heading2"/>
+      </w:pPr>
+      <w:r>
+        <w:rPr>
+          <w:lang w:val="zh_TW" w:bidi="zh_TW"/>
+        </w:rPr>
+        <w:t>權杖</w:t>
+      </w:r>
+      <w:r>
+        <w:rPr>
+          <w:lang w:val="zh_TW" w:bidi="zh_TW"/>
+        </w:rPr>
+      </w:r>
+    </w:p>
+    <w:p>
+      <w:pPr>
+        <w:pStyle w:val="Heading3"/>
+      </w:pPr>
+      <w:r>
+        <w:rPr>
+          <w:lang w:val="zh_TW" w:bidi="zh_TW"/>
+        </w:rPr>
+        <w:t>定義：</w:t>
+      </w:r>
+    </w:p>
+    <w:p>
+      <w:pPr/>
+      <w:r>
+        <w:rPr>
+          <w:lang w:val="zh_TW" w:bidi="zh_TW"/>
+        </w:rPr>
+      </w:r>
+      <w:r>
+        <w:rPr>
+          <w:lang w:val="zh_TW" w:bidi="zh_TW"/>
+        </w:rPr>
+        <w:t>「權杖」一詞指的是統治者，如國王常</w:t>
+      </w:r>
+      <w:r>
+        <w:rPr>
+          <w:lang w:val="zh_TW" w:bidi="zh_TW"/>
+        </w:rPr>
+        <w:t>手持的一根裝飾性杖</w:t>
+      </w:r>
+      <w:r>
+        <w:rPr>
+          <w:lang w:val="zh_TW" w:bidi="zh_TW"/>
+        </w:rPr>
+        <w:t>或竿。</w:t>
+      </w:r>
+    </w:p>
+    <w:p>
+      <w:pPr>
+        <w:pStyle w:val="ListBullet"/>
+        <w:spacing w:line="240" w:lineRule="auto"/>
+        <w:ind w:left="720"/>
+      </w:pPr>
+      <w:r>
+        <w:rPr>
+          <w:lang w:val="zh_TW" w:bidi="zh_TW"/>
+        </w:rPr>
+      </w:r>
+      <w:r>
+        <w:rPr>
+          <w:lang w:val="zh_TW" w:bidi="zh_TW"/>
+        </w:rPr>
+        <w:t>權杖最初是帶有雕刻裝飾的木枝。後來，權杖也用黃金等貴金屬製成。</w:t>
+      </w:r>
+    </w:p>
+    <w:p>
+      <w:pPr>
+        <w:pStyle w:val="ListBullet"/>
+        <w:spacing w:line="240" w:lineRule="auto"/>
+        <w:ind w:left="720"/>
+      </w:pPr>
+      <w:r>
+        <w:rPr>
+          <w:lang w:val="zh_TW" w:bidi="zh_TW"/>
+        </w:rPr>
+      </w:r>
+      <w:r>
+        <w:rPr>
+          <w:lang w:val="zh_TW" w:bidi="zh_TW"/>
+        </w:rPr>
+        <w:t>權杖是王權和權柄的象徵，也象徵著與王相關的榮譽和尊嚴。</w:t>
+      </w:r>
+    </w:p>
+    <w:p>
+      <w:pPr>
+        <w:pStyle w:val="ListBullet"/>
+        <w:spacing w:line="240" w:lineRule="auto"/>
+        <w:ind w:left="720"/>
+      </w:pPr>
+      <w:r>
+        <w:rPr>
+          <w:lang w:val="zh_TW" w:bidi="zh_TW"/>
+        </w:rPr>
+      </w:r>
+      <w:r>
+        <w:rPr>
+          <w:lang w:val="zh_TW" w:bidi="zh_TW"/>
+        </w:rPr>
+        <w:t>在舊約中，神被描述為有公義的權杖，因為神作為王統治祂的子民。</w:t>
+      </w:r>
+    </w:p>
+    <w:p>
+      <w:pPr>
+        <w:pStyle w:val="ListBullet"/>
+        <w:spacing w:line="240" w:lineRule="auto"/>
+        <w:ind w:left="720"/>
+      </w:pPr>
+      <w:r>
+        <w:rPr>
+          <w:lang w:val="zh_TW" w:bidi="zh_TW"/>
+        </w:rPr>
+      </w:r>
+      <w:r>
+        <w:rPr>
+          <w:lang w:val="zh_TW" w:bidi="zh_TW"/>
+        </w:rPr>
+        <w:t>舊約中有一個預言將彌賽亞</w:t>
+      </w:r>
+      <w:r>
+        <w:rPr>
+          <w:lang w:val="zh_TW" w:bidi="zh_TW"/>
+        </w:rPr>
+        <w:t>稱為象徵性的權杖，這權杖將從以色列來，統治萬國</w:t>
+      </w:r>
+      <w:r>
+        <w:rPr>
+          <w:lang w:val="zh_TW" w:bidi="zh_TW"/>
+        </w:rPr>
+        <w:t>。</w:t>
+      </w:r>
+    </w:p>
+    <w:p>
+      <w:pPr>
+        <w:pStyle w:val="ListBullet"/>
+        <w:spacing w:line="240" w:lineRule="auto"/>
+        <w:ind w:left="720"/>
+      </w:pPr>
+      <w:r>
+        <w:rPr>
+          <w:lang w:val="zh_TW" w:bidi="zh_TW"/>
+        </w:rPr>
+      </w:r>
+      <w:r>
+        <w:rPr>
+          <w:lang w:val="zh_TW" w:bidi="zh_TW"/>
+        </w:rPr>
+        <w:t>該詞也可以翻譯為「統治的杖」或「統治者的權杖」或「王的杖」。</w:t>
+      </w:r>
+    </w:p>
+    <w:p>
+      <w:pPr/>
+      <w:r>
+        <w:rPr>
+          <w:lang w:val="zh_TW" w:bidi="zh_TW"/>
+        </w:rPr>
+      </w:r>
+      <w:r>
+        <w:rPr>
+          <w:lang w:val="zh_TW" w:bidi="zh_TW"/>
+        </w:rPr>
+        <w:t>（另見：</w:t>
+      </w:r>
+      <w:r>
+        <w:rPr>
+          <w:lang w:val="zh_TW" w:bidi="zh_TW"/>
+        </w:rPr>
+        <w:t>權柄</w:t>
+      </w:r>
+      <w:r>
+        <w:rPr>
+          <w:lang w:val="zh_TW" w:bidi="zh_TW"/>
+        </w:rPr>
         <w:t>、</w:t>
       </w:r>
       <w:r>
         <w:rPr>
           <w:lang w:val="zh_TW" w:bidi="zh_TW"/>
         </w:rPr>
-        <w:t>權能</w:t>
+        <w:t>基督</w:t>
+      </w:r>
+      <w:r>
+        <w:rPr>
+          <w:lang w:val="zh_TW" w:bidi="zh_TW"/>
+        </w:rPr>
+        <w:t>、</w:t>
+      </w:r>
+      <w:r>
+        <w:rPr>
+          <w:lang w:val="zh_TW" w:bidi="zh_TW"/>
+        </w:rPr>
+        <w:t>王</w:t>
+      </w:r>
+      <w:r>
+        <w:rPr>
+          <w:lang w:val="zh_TW" w:bidi="zh_TW"/>
+        </w:rPr>
+        <w:t>、</w:t>
+      </w:r>
+      <w:r>
+        <w:rPr>
+          <w:lang w:val="zh_TW" w:bidi="zh_TW"/>
+        </w:rPr>
+        <w:t>公義</w:t>
       </w:r>
       <w:r>
         <w:rPr>
@@ -1149,169 +1592,97 @@
         <w:rPr>
           <w:lang w:val="zh_TW" w:bidi="zh_TW"/>
         </w:rPr>
-        <w:t>歌羅西書2:10</w:t>
-      </w:r>
-    </w:p>
-    <w:p>
-      <w:pPr>
-        <w:pStyle w:val="ListBullet"/>
-        <w:spacing w:line="240" w:lineRule="auto"/>
-        <w:ind w:left="720"/>
-      </w:pPr>
-      <w:r>
-        <w:rPr>
-          <w:lang w:val="zh_TW" w:bidi="zh_TW"/>
-        </w:rPr>
-      </w:r>
-      <w:r>
-        <w:rPr>
-          <w:lang w:val="zh_TW" w:bidi="zh_TW"/>
-        </w:rPr>
-        <w:t>以斯帖記9:29</w:t>
-      </w:r>
-    </w:p>
-    <w:p>
-      <w:pPr>
-        <w:pStyle w:val="ListBullet"/>
-        <w:spacing w:line="240" w:lineRule="auto"/>
-        <w:ind w:left="720"/>
-      </w:pPr>
-      <w:r>
-        <w:rPr>
-          <w:lang w:val="zh_TW" w:bidi="zh_TW"/>
-        </w:rPr>
-      </w:r>
-      <w:r>
-        <w:rPr>
-          <w:lang w:val="zh_TW" w:bidi="zh_TW"/>
-        </w:rPr>
-        <w:t>創世記41:35</w:t>
-      </w:r>
-    </w:p>
-    <w:p>
-      <w:pPr>
-        <w:pStyle w:val="ListBullet"/>
-        <w:spacing w:line="240" w:lineRule="auto"/>
-        <w:ind w:left="720"/>
-      </w:pPr>
-      <w:r>
-        <w:rPr>
-          <w:lang w:val="zh_TW" w:bidi="zh_TW"/>
-        </w:rPr>
-      </w:r>
-      <w:r>
-        <w:rPr>
-          <w:lang w:val="zh_TW" w:bidi="zh_TW"/>
-        </w:rPr>
-        <w:t>約拿書3:6–7</w:t>
-      </w:r>
-    </w:p>
-    <w:p>
-      <w:pPr>
-        <w:pStyle w:val="ListBullet"/>
-        <w:spacing w:line="240" w:lineRule="auto"/>
-        <w:ind w:left="720"/>
-      </w:pPr>
-      <w:r>
-        <w:rPr>
-          <w:lang w:val="zh_TW" w:bidi="zh_TW"/>
-        </w:rPr>
-      </w:r>
-      <w:r>
-        <w:rPr>
-          <w:lang w:val="zh_TW" w:bidi="zh_TW"/>
-        </w:rPr>
-        <w:t>路加福音12:5</w:t>
-      </w:r>
-    </w:p>
-    <w:p>
-      <w:pPr>
-        <w:pStyle w:val="ListBullet"/>
-        <w:spacing w:line="240" w:lineRule="auto"/>
-        <w:ind w:left="720"/>
-      </w:pPr>
-      <w:r>
-        <w:rPr>
-          <w:lang w:val="zh_TW" w:bidi="zh_TW"/>
-        </w:rPr>
-      </w:r>
-      <w:r>
-        <w:rPr>
-          <w:lang w:val="zh_TW" w:bidi="zh_TW"/>
-        </w:rPr>
-        <w:t>路加福音20:1–2</w:t>
-      </w:r>
-    </w:p>
-    <w:p>
-      <w:pPr>
-        <w:pStyle w:val="ListBullet"/>
-        <w:spacing w:line="240" w:lineRule="auto"/>
-        <w:ind w:left="720"/>
-      </w:pPr>
-      <w:r>
-        <w:rPr>
-          <w:lang w:val="zh_TW" w:bidi="zh_TW"/>
-        </w:rPr>
-      </w:r>
-      <w:r>
-        <w:rPr>
-          <w:lang w:val="zh_TW" w:bidi="zh_TW"/>
-        </w:rPr>
-        <w:t>馬可福音1:22</w:t>
-      </w:r>
-    </w:p>
-    <w:p>
-      <w:pPr>
-        <w:pStyle w:val="ListBullet"/>
-        <w:spacing w:line="240" w:lineRule="auto"/>
-        <w:ind w:left="720"/>
-      </w:pPr>
-      <w:r>
-        <w:rPr>
-          <w:lang w:val="zh_TW" w:bidi="zh_TW"/>
-        </w:rPr>
-      </w:r>
-      <w:r>
-        <w:rPr>
-          <w:lang w:val="zh_TW" w:bidi="zh_TW"/>
-        </w:rPr>
-        <w:t>馬太福音8:9</w:t>
-      </w:r>
-    </w:p>
-    <w:p>
-      <w:pPr>
-        <w:pStyle w:val="ListBullet"/>
-        <w:spacing w:line="240" w:lineRule="auto"/>
-        <w:ind w:left="720"/>
-      </w:pPr>
-      <w:r>
-        <w:rPr>
-          <w:lang w:val="zh_TW" w:bidi="zh_TW"/>
-        </w:rPr>
-      </w:r>
-      <w:r>
-        <w:rPr>
-          <w:lang w:val="zh_TW" w:bidi="zh_TW"/>
-        </w:rPr>
-        <w:t>馬太福音28:19</w:t>
-      </w:r>
-    </w:p>
-    <w:p>
-      <w:pPr>
-        <w:pStyle w:val="ListBullet"/>
-        <w:spacing w:line="240" w:lineRule="auto"/>
-        <w:ind w:left="720"/>
-      </w:pPr>
-      <w:r>
-        <w:rPr>
-          <w:lang w:val="zh_TW" w:bidi="zh_TW"/>
-        </w:rPr>
-      </w:r>
-      <w:r>
-        <w:rPr>
-          <w:lang w:val="zh_TW" w:bidi="zh_TW"/>
-        </w:rPr>
-        <w:t>提多書3:1</w:t>
+        <w:t>阿摩司書1:5</w:t>
+      </w:r>
+    </w:p>
+    <w:p>
+      <w:pPr>
+        <w:pStyle w:val="ListBullet"/>
+        <w:spacing w:line="240" w:lineRule="auto"/>
+        <w:ind w:left="720"/>
+      </w:pPr>
+      <w:r>
+        <w:rPr>
+          <w:lang w:val="zh_TW" w:bidi="zh_TW"/>
+        </w:rPr>
+      </w:r>
+      <w:r>
+        <w:rPr>
+          <w:lang w:val="zh_TW" w:bidi="zh_TW"/>
+        </w:rPr>
+        <w:t>以斯帖記4:11</w:t>
+      </w:r>
+    </w:p>
+    <w:p>
+      <w:pPr>
+        <w:pStyle w:val="ListBullet"/>
+        <w:spacing w:line="240" w:lineRule="auto"/>
+        <w:ind w:left="720"/>
+      </w:pPr>
+      <w:r>
+        <w:rPr>
+          <w:lang w:val="zh_TW" w:bidi="zh_TW"/>
+        </w:rPr>
+      </w:r>
+      <w:r>
+        <w:rPr>
+          <w:lang w:val="zh_TW" w:bidi="zh_TW"/>
+        </w:rPr>
+        <w:t>創世記49:10</w:t>
+      </w:r>
+    </w:p>
+    <w:p>
+      <w:pPr>
+        <w:pStyle w:val="ListBullet"/>
+        <w:spacing w:line="240" w:lineRule="auto"/>
+        <w:ind w:left="720"/>
+      </w:pPr>
+      <w:r>
+        <w:rPr>
+          <w:lang w:val="zh_TW" w:bidi="zh_TW"/>
+        </w:rPr>
+      </w:r>
+      <w:r>
+        <w:rPr>
+          <w:lang w:val="zh_TW" w:bidi="zh_TW"/>
+        </w:rPr>
+        <w:t>希伯來書1:8</w:t>
+      </w:r>
+    </w:p>
+    <w:p>
+      <w:pPr>
+        <w:pStyle w:val="ListBullet"/>
+        <w:spacing w:line="240" w:lineRule="auto"/>
+        <w:ind w:left="720"/>
+      </w:pPr>
+      <w:r>
+        <w:rPr>
+          <w:lang w:val="zh_TW" w:bidi="zh_TW"/>
+        </w:rPr>
+      </w:r>
+      <w:r>
+        <w:rPr>
+          <w:lang w:val="zh_TW" w:bidi="zh_TW"/>
+        </w:rPr>
+        <w:t>民數記21:18</w:t>
+      </w:r>
+    </w:p>
+    <w:p>
+      <w:pPr>
+        <w:pStyle w:val="ListBullet"/>
+        <w:spacing w:line="240" w:lineRule="auto"/>
+        <w:ind w:left="720"/>
+      </w:pPr>
+      <w:r>
+        <w:rPr>
+          <w:lang w:val="zh_TW" w:bidi="zh_TW"/>
+        </w:rPr>
+      </w:r>
+      <w:r>
+        <w:rPr>
+          <w:lang w:val="zh_TW" w:bidi="zh_TW"/>
+        </w:rPr>
+        <w:t>詩篇45:6</w:t>
       </w:r>
     </w:p>
     <w:p>
@@ -1340,7 +1711,7 @@
         <w:rPr>
           <w:lang w:val="zh_TW" w:bidi="zh_TW"/>
         </w:rPr>
-        <w:t>史特朗號：H8633，G08310，G14130，G18490，G18500，G20030，G27150，G52470</w:t>
+        <w:t>史特朗號：H2710，H4294，H7626，H8275，G44640</w:t>
       </w:r>
       <w:r>
         <w:rPr>
@@ -1369,7 +1740,7 @@
         <w:rPr>
           <w:lang w:val="zh_TW" w:bidi="zh_TW"/>
         </w:rPr>
-        <w:t>權杖</w:t>
+        <w:t>勸勉</w:t>
       </w:r>
       <w:r>
         <w:rPr>
@@ -1399,121 +1770,248 @@
         <w:rPr>
           <w:lang w:val="zh_TW" w:bidi="zh_TW"/>
         </w:rPr>
-        <w:t>「權杖」一詞指的是統治者，如國王常</w:t>
-      </w:r>
-      <w:r>
-        <w:rPr>
-          <w:lang w:val="zh_TW" w:bidi="zh_TW"/>
-        </w:rPr>
-        <w:t>手持的一根裝飾性杖</w:t>
-      </w:r>
-      <w:r>
-        <w:rPr>
-          <w:lang w:val="zh_TW" w:bidi="zh_TW"/>
-        </w:rPr>
-        <w:t>或竿。</w:t>
-      </w:r>
-    </w:p>
-    <w:p>
-      <w:pPr>
-        <w:pStyle w:val="ListBullet"/>
-        <w:spacing w:line="240" w:lineRule="auto"/>
-        <w:ind w:left="720"/>
-      </w:pPr>
-      <w:r>
-        <w:rPr>
-          <w:lang w:val="zh_TW" w:bidi="zh_TW"/>
-        </w:rPr>
-      </w:r>
-      <w:r>
-        <w:rPr>
-          <w:lang w:val="zh_TW" w:bidi="zh_TW"/>
-        </w:rPr>
-        <w:t>權杖最初是帶有雕刻裝飾的木枝。後來，權杖也用黃金等貴金屬製成。</w:t>
-      </w:r>
-    </w:p>
-    <w:p>
-      <w:pPr>
-        <w:pStyle w:val="ListBullet"/>
-        <w:spacing w:line="240" w:lineRule="auto"/>
-        <w:ind w:left="720"/>
-      </w:pPr>
-      <w:r>
-        <w:rPr>
-          <w:lang w:val="zh_TW" w:bidi="zh_TW"/>
-        </w:rPr>
-      </w:r>
-      <w:r>
-        <w:rPr>
-          <w:lang w:val="zh_TW" w:bidi="zh_TW"/>
-        </w:rPr>
-        <w:t>權杖是王權和權柄的象徵，也象徵著與王相關的榮譽和尊嚴。</w:t>
-      </w:r>
-    </w:p>
-    <w:p>
-      <w:pPr>
-        <w:pStyle w:val="ListBullet"/>
-        <w:spacing w:line="240" w:lineRule="auto"/>
-        <w:ind w:left="720"/>
-      </w:pPr>
-      <w:r>
-        <w:rPr>
-          <w:lang w:val="zh_TW" w:bidi="zh_TW"/>
-        </w:rPr>
-      </w:r>
-      <w:r>
-        <w:rPr>
-          <w:lang w:val="zh_TW" w:bidi="zh_TW"/>
-        </w:rPr>
-        <w:t>在舊約中，神被描述為有公義的權杖，因為神作為王統治祂的子民。</w:t>
-      </w:r>
-    </w:p>
-    <w:p>
-      <w:pPr>
-        <w:pStyle w:val="ListBullet"/>
-        <w:spacing w:line="240" w:lineRule="auto"/>
-        <w:ind w:left="720"/>
-      </w:pPr>
-      <w:r>
-        <w:rPr>
-          <w:lang w:val="zh_TW" w:bidi="zh_TW"/>
-        </w:rPr>
-      </w:r>
-      <w:r>
-        <w:rPr>
-          <w:lang w:val="zh_TW" w:bidi="zh_TW"/>
-        </w:rPr>
-        <w:t>舊約中有一個預言將彌賽亞</w:t>
-      </w:r>
-      <w:r>
-        <w:rPr>
-          <w:lang w:val="zh_TW" w:bidi="zh_TW"/>
-        </w:rPr>
-        <w:t>稱為象徵性的權杖，這權杖將從以色列來，統治萬國</w:t>
-      </w:r>
-      <w:r>
-        <w:rPr>
-          <w:lang w:val="zh_TW" w:bidi="zh_TW"/>
-        </w:rPr>
-        <w:t>。</w:t>
-      </w:r>
-    </w:p>
-    <w:p>
-      <w:pPr>
-        <w:pStyle w:val="ListBullet"/>
-        <w:spacing w:line="240" w:lineRule="auto"/>
-        <w:ind w:left="720"/>
-      </w:pPr>
-      <w:r>
-        <w:rPr>
-          <w:lang w:val="zh_TW" w:bidi="zh_TW"/>
-        </w:rPr>
-      </w:r>
-      <w:r>
-        <w:rPr>
-          <w:lang w:val="zh_TW" w:bidi="zh_TW"/>
-        </w:rPr>
-        <w:t>該詞也可以翻譯為「統治的杖」或「統治者的權杖」或「王的杖」。</w:t>
+        <w:t>「勸勉（exhort，動詞）」一詞意指強烈地鼓勵和敦促某人做正確的事。這種鼓勵稱為「勸勉（exhortation，名詞）」。</w:t>
+      </w:r>
+    </w:p>
+    <w:p>
+      <w:pPr>
+        <w:pStyle w:val="ListBullet"/>
+        <w:spacing w:line="240" w:lineRule="auto"/>
+        <w:ind w:left="720"/>
+      </w:pPr>
+      <w:r>
+        <w:rPr>
+          <w:lang w:val="zh_TW" w:bidi="zh_TW"/>
+        </w:rPr>
+      </w:r>
+      <w:r>
+        <w:rPr>
+          <w:lang w:val="zh_TW" w:bidi="zh_TW"/>
+        </w:rPr>
+        <w:t>勸勉的目的是勸說他人遠離罪惡，並遵行神的旨意。</w:t>
+      </w:r>
+    </w:p>
+    <w:p>
+      <w:pPr>
+        <w:pStyle w:val="ListBullet"/>
+        <w:spacing w:line="240" w:lineRule="auto"/>
+        <w:ind w:left="720"/>
+      </w:pPr>
+      <w:r>
+        <w:rPr>
+          <w:lang w:val="zh_TW" w:bidi="zh_TW"/>
+        </w:rPr>
+      </w:r>
+      <w:r>
+        <w:rPr>
+          <w:lang w:val="zh_TW" w:bidi="zh_TW"/>
+        </w:rPr>
+        <w:t>新約教導基督徒要用愛心彼此勸勉，而不是嚴厲或魯莽的方式。</w:t>
+      </w:r>
+    </w:p>
+    <w:p>
+      <w:pPr>
+        <w:pStyle w:val="Heading3"/>
+      </w:pPr>
+      <w:r>
+        <w:rPr>
+          <w:lang w:val="zh_TW" w:bidi="zh_TW"/>
+        </w:rPr>
+        <w:t>翻譯相關建議：</w:t>
+      </w:r>
+    </w:p>
+    <w:p>
+      <w:pPr>
+        <w:pStyle w:val="ListBullet"/>
+        <w:spacing w:line="240" w:lineRule="auto"/>
+        <w:ind w:left="720"/>
+      </w:pPr>
+      <w:r>
+        <w:rPr>
+          <w:lang w:val="zh_TW" w:bidi="zh_TW"/>
+        </w:rPr>
+      </w:r>
+      <w:r>
+        <w:rPr>
+          <w:lang w:val="zh_TW" w:bidi="zh_TW"/>
+        </w:rPr>
+        <w:t>根據上下文，「勸勉（動詞）」也可以翻譯為「強烈敦促」或「說服」或「建議」。</w:t>
+      </w:r>
+    </w:p>
+    <w:p>
+      <w:pPr>
+        <w:pStyle w:val="ListBullet"/>
+        <w:spacing w:line="240" w:lineRule="auto"/>
+        <w:ind w:left="720"/>
+      </w:pPr>
+      <w:r>
+        <w:rPr>
+          <w:lang w:val="zh_TW" w:bidi="zh_TW"/>
+        </w:rPr>
+      </w:r>
+      <w:r>
+        <w:rPr>
+          <w:lang w:val="zh_TW" w:bidi="zh_TW"/>
+        </w:rPr>
+        <w:t>要確保此術語的翻譯不會讓人誤以為勸勉者帶有憤怒情緒。該術語應傳達力量和嚴肅性，但不應指涉憤怒的語氣。</w:t>
+      </w:r>
+    </w:p>
+    <w:p>
+      <w:pPr>
+        <w:pStyle w:val="ListBullet"/>
+        <w:spacing w:line="240" w:lineRule="auto"/>
+        <w:ind w:left="720"/>
+      </w:pPr>
+      <w:r>
+        <w:rPr>
+          <w:lang w:val="zh_TW" w:bidi="zh_TW"/>
+        </w:rPr>
+      </w:r>
+      <w:r>
+        <w:rPr>
+          <w:lang w:val="zh_TW" w:bidi="zh_TW"/>
+        </w:rPr>
+        <w:t>在大多數情況下，應將「勸勉」與「鼓勵」區別翻譯，「鼓勵」指的是激勵、安慰或使人放心。</w:t>
+      </w:r>
+    </w:p>
+    <w:p>
+      <w:pPr>
+        <w:pStyle w:val="ListBullet"/>
+        <w:spacing w:line="240" w:lineRule="auto"/>
+        <w:ind w:left="720"/>
+      </w:pPr>
+      <w:r>
+        <w:rPr>
+          <w:lang w:val="zh_TW" w:bidi="zh_TW"/>
+        </w:rPr>
+      </w:r>
+      <w:r>
+        <w:rPr>
+          <w:lang w:val="zh_TW" w:bidi="zh_TW"/>
+        </w:rPr>
+        <w:t>通常這個詞也會與「勸戒」不同，後者是指因某人的錯誤行為而對其發出警告或糾正。</w:t>
+      </w:r>
+    </w:p>
+    <w:p>
+      <w:pPr>
+        <w:pStyle w:val="Heading3"/>
+      </w:pPr>
+      <w:r>
+        <w:rPr>
+          <w:lang w:val="zh_TW" w:bidi="zh_TW"/>
+        </w:rPr>
+        <w:t>參考經文：</w:t>
+      </w:r>
+    </w:p>
+    <w:p>
+      <w:pPr>
+        <w:pStyle w:val="ListBullet"/>
+        <w:spacing w:line="240" w:lineRule="auto"/>
+        <w:ind w:left="720"/>
+      </w:pPr>
+      <w:r>
+        <w:rPr>
+          <w:lang w:val="zh_TW" w:bidi="zh_TW"/>
+        </w:rPr>
+      </w:r>
+      <w:r>
+        <w:rPr>
+          <w:lang w:val="zh_TW" w:bidi="zh_TW"/>
+        </w:rPr>
+        <w:t>帖撒羅尼迦前書2:3–4</w:t>
+      </w:r>
+    </w:p>
+    <w:p>
+      <w:pPr>
+        <w:pStyle w:val="ListBullet"/>
+        <w:spacing w:line="240" w:lineRule="auto"/>
+        <w:ind w:left="720"/>
+      </w:pPr>
+      <w:r>
+        <w:rPr>
+          <w:lang w:val="zh_TW" w:bidi="zh_TW"/>
+        </w:rPr>
+      </w:r>
+      <w:r>
+        <w:rPr>
+          <w:lang w:val="zh_TW" w:bidi="zh_TW"/>
+        </w:rPr>
+        <w:t>帖撒羅尼迦前書2:12</w:t>
+      </w:r>
+    </w:p>
+    <w:p>
+      <w:pPr>
+        <w:pStyle w:val="ListBullet"/>
+        <w:spacing w:line="240" w:lineRule="auto"/>
+        <w:ind w:left="720"/>
+      </w:pPr>
+      <w:r>
+        <w:rPr>
+          <w:lang w:val="zh_TW" w:bidi="zh_TW"/>
+        </w:rPr>
+      </w:r>
+      <w:r>
+        <w:rPr>
+          <w:lang w:val="zh_TW" w:bidi="zh_TW"/>
+        </w:rPr>
+        <w:t>提摩太前書5:2</w:t>
+      </w:r>
+    </w:p>
+    <w:p>
+      <w:pPr>
+        <w:pStyle w:val="ListBullet"/>
+        <w:spacing w:line="240" w:lineRule="auto"/>
+        <w:ind w:left="720"/>
+      </w:pPr>
+      <w:r>
+        <w:rPr>
+          <w:lang w:val="zh_TW" w:bidi="zh_TW"/>
+        </w:rPr>
+      </w:r>
+      <w:r>
+        <w:rPr>
+          <w:lang w:val="zh_TW" w:bidi="zh_TW"/>
+        </w:rPr>
+        <w:t>路加福音3:18</w:t>
+      </w:r>
+    </w:p>
+    <w:p>
+      <w:pPr>
+        <w:pStyle w:val="Heading3"/>
+      </w:pPr>
+      <w:r>
+        <w:rPr>
+          <w:lang w:val="zh_TW" w:bidi="zh_TW"/>
+        </w:rPr>
+        <w:t>原文參照：</w:t>
+      </w:r>
+    </w:p>
+    <w:p>
+      <w:pPr>
+        <w:pStyle w:val="ListBullet"/>
+        <w:spacing w:line="240" w:lineRule="auto"/>
+        <w:ind w:left="720"/>
+      </w:pPr>
+      <w:r>
+        <w:rPr>
+          <w:lang w:val="zh_TW" w:bidi="zh_TW"/>
+        </w:rPr>
+      </w:r>
+      <w:r>
+        <w:rPr>
+          <w:lang w:val="zh_TW" w:bidi="zh_TW"/>
+        </w:rPr>
+        <w:t>史特朗號：G38670，G38700，G38740，G43890</w:t>
+      </w:r>
+      <w:r>
+        <w:rPr>
+          <w:lang w:val="zh_TW" w:bidi="zh_TW"/>
+        </w:rPr>
+      </w:r>
+      <w:r>
+        <w:rPr>
+          <w:lang w:val="zh_TW" w:bidi="zh_TW"/>
+        </w:rPr>
       </w:r>
     </w:p>
     <w:p>
@@ -1523,6 +2021,138 @@
           <w:lang w:val="zh_TW" w:bidi="zh_TW"/>
         </w:rPr>
       </w:r>
+    </w:p>
+    <w:p>
+      <w:pPr>
+        <w:pStyle w:val="Heading2"/>
+      </w:pPr>
+      <w:r>
+        <w:rPr>
+          <w:lang w:val="zh_TW" w:bidi="zh_TW"/>
+        </w:rPr>
+        <w:t>勸慰</w:t>
+      </w:r>
+      <w:r>
+        <w:rPr>
+          <w:lang w:val="zh_TW" w:bidi="zh_TW"/>
+        </w:rPr>
+      </w:r>
+    </w:p>
+    <w:p>
+      <w:pPr>
+        <w:pStyle w:val="Heading3"/>
+      </w:pPr>
+      <w:r>
+        <w:rPr>
+          <w:lang w:val="zh_TW" w:bidi="zh_TW"/>
+        </w:rPr>
+        <w:t>定義：</w:t>
+      </w:r>
+    </w:p>
+    <w:p>
+      <w:pPr/>
+      <w:r>
+        <w:rPr>
+          <w:lang w:val="zh_TW" w:bidi="zh_TW"/>
+        </w:rPr>
+      </w:r>
+      <w:r>
+        <w:rPr>
+          <w:lang w:val="zh_TW" w:bidi="zh_TW"/>
+        </w:rPr>
+        <w:t>「勸慰（encourage，動詞）」和「勸慰（encouragement，名詞）」這些術語指的是通過言語和行動使某人感到安慰、盼望、自信和勇氣。</w:t>
+      </w:r>
+    </w:p>
+    <w:p>
+      <w:pPr>
+        <w:pStyle w:val="ListBullet"/>
+        <w:spacing w:line="240" w:lineRule="auto"/>
+        <w:ind w:left="720"/>
+      </w:pPr>
+      <w:r>
+        <w:rPr>
+          <w:lang w:val="zh_TW" w:bidi="zh_TW"/>
+        </w:rPr>
+      </w:r>
+      <w:r>
+        <w:rPr>
+          <w:lang w:val="zh_TW" w:bidi="zh_TW"/>
+        </w:rPr>
+        <w:t>類似的詞是「勸慰（exhort）」，意思是敦促某人拒絕錯誤的行為，並改而做良好和正確的事情。</w:t>
+      </w:r>
+    </w:p>
+    <w:p>
+      <w:pPr>
+        <w:pStyle w:val="ListBullet"/>
+        <w:spacing w:line="240" w:lineRule="auto"/>
+        <w:ind w:left="720"/>
+      </w:pPr>
+      <w:r>
+        <w:rPr>
+          <w:lang w:val="zh_TW" w:bidi="zh_TW"/>
+        </w:rPr>
+      </w:r>
+      <w:r>
+        <w:rPr>
+          <w:lang w:val="zh_TW" w:bidi="zh_TW"/>
+        </w:rPr>
+        <w:t>使徒保羅和其他新約作者教導基督徒彼此勸慰去愛和服務他人。</w:t>
+      </w:r>
+    </w:p>
+    <w:p>
+      <w:pPr>
+        <w:pStyle w:val="Heading3"/>
+      </w:pPr>
+      <w:r>
+        <w:rPr>
+          <w:lang w:val="zh_TW" w:bidi="zh_TW"/>
+        </w:rPr>
+        <w:t>翻譯相關建議</w:t>
+      </w:r>
+    </w:p>
+    <w:p>
+      <w:pPr>
+        <w:pStyle w:val="ListBullet"/>
+        <w:spacing w:line="240" w:lineRule="auto"/>
+        <w:ind w:left="720"/>
+      </w:pPr>
+      <w:r>
+        <w:rPr>
+          <w:lang w:val="zh_TW" w:bidi="zh_TW"/>
+        </w:rPr>
+      </w:r>
+      <w:r>
+        <w:rPr>
+          <w:lang w:val="zh_TW" w:bidi="zh_TW"/>
+        </w:rPr>
+        <w:t>根據上下文，「勸勉（動詞）」的翻譯方式可以包括「敦促」、 「安慰」、 「說好話」或「幫助和支持」。</w:t>
+      </w:r>
+    </w:p>
+    <w:p>
+      <w:pPr>
+        <w:pStyle w:val="ListBullet"/>
+        <w:spacing w:line="240" w:lineRule="auto"/>
+        <w:ind w:left="720"/>
+      </w:pPr>
+      <w:r>
+        <w:rPr>
+          <w:lang w:val="zh_TW" w:bidi="zh_TW"/>
+        </w:rPr>
+      </w:r>
+      <w:r>
+        <w:rPr>
+          <w:lang w:val="zh_TW" w:bidi="zh_TW"/>
+        </w:rPr>
+        <w:t>「說勸慰的話語」的意思是「說一些讓他人感到被愛、被接受和獲得力量的話」。</w:t>
+      </w:r>
+    </w:p>
+    <w:p>
+      <w:pPr/>
+      <w:r>
+        <w:rPr>
+          <w:lang w:val="zh_TW" w:bidi="zh_TW"/>
+        </w:rPr>
+      </w:r>
       <w:r>
         <w:rPr>
           <w:lang w:val="zh_TW" w:bidi="zh_TW"/>
@@ -1533,667 +2163,13 @@
         <w:rPr>
           <w:lang w:val="zh_TW" w:bidi="zh_TW"/>
         </w:rPr>
-        <w:t>權柄</w:t>
-      </w:r>
-      <w:r>
-        <w:rPr>
-          <w:lang w:val="zh_TW" w:bidi="zh_TW"/>
-        </w:rPr>
-        <w:t>、</w:t>
-      </w:r>
-      <w:r>
-        <w:rPr>
-          <w:lang w:val="zh_TW" w:bidi="zh_TW"/>
-        </w:rPr>
-        <w:t>基督</w:t>
-      </w:r>
-      <w:r>
-        <w:rPr>
-          <w:lang w:val="zh_TW" w:bidi="zh_TW"/>
-        </w:rPr>
-        <w:t>、</w:t>
-      </w:r>
-      <w:r>
-        <w:rPr>
-          <w:lang w:val="zh_TW" w:bidi="zh_TW"/>
-        </w:rPr>
-        <w:t>王</w:t>
-      </w:r>
-      <w:r>
-        <w:rPr>
-          <w:lang w:val="zh_TW" w:bidi="zh_TW"/>
-        </w:rPr>
-        <w:t>、</w:t>
-      </w:r>
-      <w:r>
-        <w:rPr>
-          <w:lang w:val="zh_TW" w:bidi="zh_TW"/>
-        </w:rPr>
-        <w:t>公義</w:t>
-      </w:r>
-      <w:r>
-        <w:rPr>
-          <w:lang w:val="zh_TW" w:bidi="zh_TW"/>
-        </w:rPr>
-        <w:t>）</w:t>
-      </w:r>
-    </w:p>
-    <w:p>
-      <w:pPr>
-        <w:pStyle w:val="Heading3"/>
-      </w:pPr>
-      <w:r>
-        <w:rPr>
-          <w:lang w:val="zh_TW" w:bidi="zh_TW"/>
-        </w:rPr>
-        <w:t>參考經文：</w:t>
-      </w:r>
-    </w:p>
-    <w:p>
-      <w:pPr>
-        <w:pStyle w:val="ListBullet"/>
-        <w:spacing w:line="240" w:lineRule="auto"/>
-        <w:ind w:left="720"/>
-      </w:pPr>
-      <w:r>
-        <w:rPr>
-          <w:lang w:val="zh_TW" w:bidi="zh_TW"/>
-        </w:rPr>
-      </w:r>
-      <w:r>
-        <w:rPr>
-          <w:lang w:val="zh_TW" w:bidi="zh_TW"/>
-        </w:rPr>
-        <w:t>阿摩司書1:5</w:t>
-      </w:r>
-    </w:p>
-    <w:p>
-      <w:pPr>
-        <w:pStyle w:val="ListBullet"/>
-        <w:spacing w:line="240" w:lineRule="auto"/>
-        <w:ind w:left="720"/>
-      </w:pPr>
-      <w:r>
-        <w:rPr>
-          <w:lang w:val="zh_TW" w:bidi="zh_TW"/>
-        </w:rPr>
-      </w:r>
-      <w:r>
-        <w:rPr>
-          <w:lang w:val="zh_TW" w:bidi="zh_TW"/>
-        </w:rPr>
-        <w:t>以斯帖記4:11</w:t>
-      </w:r>
-    </w:p>
-    <w:p>
-      <w:pPr>
-        <w:pStyle w:val="ListBullet"/>
-        <w:spacing w:line="240" w:lineRule="auto"/>
-        <w:ind w:left="720"/>
-      </w:pPr>
-      <w:r>
-        <w:rPr>
-          <w:lang w:val="zh_TW" w:bidi="zh_TW"/>
-        </w:rPr>
-      </w:r>
-      <w:r>
-        <w:rPr>
-          <w:lang w:val="zh_TW" w:bidi="zh_TW"/>
-        </w:rPr>
-        <w:t>創世記49:10</w:t>
-      </w:r>
-    </w:p>
-    <w:p>
-      <w:pPr>
-        <w:pStyle w:val="ListBullet"/>
-        <w:spacing w:line="240" w:lineRule="auto"/>
-        <w:ind w:left="720"/>
-      </w:pPr>
-      <w:r>
-        <w:rPr>
-          <w:lang w:val="zh_TW" w:bidi="zh_TW"/>
-        </w:rPr>
-      </w:r>
-      <w:r>
-        <w:rPr>
-          <w:lang w:val="zh_TW" w:bidi="zh_TW"/>
-        </w:rPr>
-        <w:t>希伯來書1:8</w:t>
-      </w:r>
-    </w:p>
-    <w:p>
-      <w:pPr>
-        <w:pStyle w:val="ListBullet"/>
-        <w:spacing w:line="240" w:lineRule="auto"/>
-        <w:ind w:left="720"/>
-      </w:pPr>
-      <w:r>
-        <w:rPr>
-          <w:lang w:val="zh_TW" w:bidi="zh_TW"/>
-        </w:rPr>
-      </w:r>
-      <w:r>
-        <w:rPr>
-          <w:lang w:val="zh_TW" w:bidi="zh_TW"/>
-        </w:rPr>
-        <w:t>民數記21:18</w:t>
-      </w:r>
-    </w:p>
-    <w:p>
-      <w:pPr>
-        <w:pStyle w:val="ListBullet"/>
-        <w:spacing w:line="240" w:lineRule="auto"/>
-        <w:ind w:left="720"/>
-      </w:pPr>
-      <w:r>
-        <w:rPr>
-          <w:lang w:val="zh_TW" w:bidi="zh_TW"/>
-        </w:rPr>
-      </w:r>
-      <w:r>
-        <w:rPr>
-          <w:lang w:val="zh_TW" w:bidi="zh_TW"/>
-        </w:rPr>
-        <w:t>詩篇45:6</w:t>
-      </w:r>
-    </w:p>
-    <w:p>
-      <w:pPr>
-        <w:pStyle w:val="Heading3"/>
-      </w:pPr>
-      <w:r>
-        <w:rPr>
-          <w:lang w:val="zh_TW" w:bidi="zh_TW"/>
-        </w:rPr>
-        <w:t>原文參照：</w:t>
-      </w:r>
-    </w:p>
-    <w:p>
-      <w:pPr>
-        <w:pStyle w:val="ListBullet"/>
-        <w:spacing w:line="240" w:lineRule="auto"/>
-        <w:ind w:left="720"/>
-      </w:pPr>
-      <w:r>
-        <w:rPr>
-          <w:lang w:val="zh_TW" w:bidi="zh_TW"/>
-        </w:rPr>
-      </w:r>
-      <w:r>
-        <w:rPr>
-          <w:lang w:val="zh_TW" w:bidi="zh_TW"/>
-        </w:rPr>
-        <w:t>史特朗號：H2710，H4294，H7626，H8275，G44640</w:t>
-      </w:r>
-      <w:r>
-        <w:rPr>
-          <w:lang w:val="zh_TW" w:bidi="zh_TW"/>
-        </w:rPr>
-      </w:r>
-      <w:r>
-        <w:rPr>
-          <w:lang w:val="zh_TW" w:bidi="zh_TW"/>
-        </w:rPr>
-      </w:r>
-    </w:p>
-    <w:p>
-      <w:pPr/>
-      <w:r>
-        <w:rPr>
-          <w:lang w:val="zh_TW" w:bidi="zh_TW"/>
-        </w:rPr>
-      </w:r>
-    </w:p>
-    <w:p>
-      <w:pPr>
-        <w:pStyle w:val="Heading2"/>
-      </w:pPr>
-      <w:r>
-        <w:rPr>
-          <w:lang w:val="zh_TW" w:bidi="zh_TW"/>
-        </w:rPr>
-        <w:t>勸勉</w:t>
-      </w:r>
-      <w:r>
-        <w:rPr>
-          <w:lang w:val="zh_TW" w:bidi="zh_TW"/>
-        </w:rPr>
-      </w:r>
-    </w:p>
-    <w:p>
-      <w:pPr>
-        <w:pStyle w:val="Heading3"/>
-      </w:pPr>
-      <w:r>
-        <w:rPr>
-          <w:lang w:val="zh_TW" w:bidi="zh_TW"/>
-        </w:rPr>
-        <w:t>定義：</w:t>
-      </w:r>
-    </w:p>
-    <w:p>
-      <w:pPr/>
-      <w:r>
-        <w:rPr>
-          <w:lang w:val="zh_TW" w:bidi="zh_TW"/>
-        </w:rPr>
-      </w:r>
-      <w:r>
-        <w:rPr>
-          <w:lang w:val="zh_TW" w:bidi="zh_TW"/>
-        </w:rPr>
-        <w:t>「勸勉（exhort，動詞）」一詞意指強烈地鼓勵和敦促某人做正確的事。這種鼓勵稱為「勸勉（exhortation，名詞）」。</w:t>
-      </w:r>
-    </w:p>
-    <w:p>
-      <w:pPr>
-        <w:pStyle w:val="ListBullet"/>
-        <w:spacing w:line="240" w:lineRule="auto"/>
-        <w:ind w:left="720"/>
-      </w:pPr>
-      <w:r>
-        <w:rPr>
-          <w:lang w:val="zh_TW" w:bidi="zh_TW"/>
-        </w:rPr>
-      </w:r>
-      <w:r>
-        <w:rPr>
-          <w:lang w:val="zh_TW" w:bidi="zh_TW"/>
-        </w:rPr>
-        <w:t>勸勉的目的是勸說他人遠離罪惡，並遵行神的旨意。</w:t>
-      </w:r>
-    </w:p>
-    <w:p>
-      <w:pPr>
-        <w:pStyle w:val="ListBullet"/>
-        <w:spacing w:line="240" w:lineRule="auto"/>
-        <w:ind w:left="720"/>
-      </w:pPr>
-      <w:r>
-        <w:rPr>
-          <w:lang w:val="zh_TW" w:bidi="zh_TW"/>
-        </w:rPr>
-      </w:r>
-      <w:r>
-        <w:rPr>
-          <w:lang w:val="zh_TW" w:bidi="zh_TW"/>
-        </w:rPr>
-        <w:t>新約教導基督徒要用愛心彼此勸勉，而不是嚴厲或魯莽的方式。</w:t>
-      </w:r>
-    </w:p>
-    <w:p>
-      <w:pPr>
-        <w:pStyle w:val="Heading3"/>
-      </w:pPr>
-      <w:r>
-        <w:rPr>
-          <w:lang w:val="zh_TW" w:bidi="zh_TW"/>
-        </w:rPr>
-        <w:t>翻譯相關建議：</w:t>
-      </w:r>
-    </w:p>
-    <w:p>
-      <w:pPr>
-        <w:pStyle w:val="ListBullet"/>
-        <w:spacing w:line="240" w:lineRule="auto"/>
-        <w:ind w:left="720"/>
-      </w:pPr>
-      <w:r>
-        <w:rPr>
-          <w:lang w:val="zh_TW" w:bidi="zh_TW"/>
-        </w:rPr>
-      </w:r>
-      <w:r>
-        <w:rPr>
-          <w:lang w:val="zh_TW" w:bidi="zh_TW"/>
-        </w:rPr>
-        <w:t>根據上下文，「勸勉（動詞）」也可以翻譯為「強烈敦促」或「說服」或「建議」。</w:t>
-      </w:r>
-    </w:p>
-    <w:p>
-      <w:pPr>
-        <w:pStyle w:val="ListBullet"/>
-        <w:spacing w:line="240" w:lineRule="auto"/>
-        <w:ind w:left="720"/>
-      </w:pPr>
-      <w:r>
-        <w:rPr>
-          <w:lang w:val="zh_TW" w:bidi="zh_TW"/>
-        </w:rPr>
-      </w:r>
-      <w:r>
-        <w:rPr>
-          <w:lang w:val="zh_TW" w:bidi="zh_TW"/>
-        </w:rPr>
-        <w:t>要確保此術語的翻譯不會讓人誤以為勸勉者帶有憤怒情緒。該術語應傳達力量和嚴肅性，但不應指涉憤怒的語氣。</w:t>
-      </w:r>
-    </w:p>
-    <w:p>
-      <w:pPr>
-        <w:pStyle w:val="ListBullet"/>
-        <w:spacing w:line="240" w:lineRule="auto"/>
-        <w:ind w:left="720"/>
-      </w:pPr>
-      <w:r>
-        <w:rPr>
-          <w:lang w:val="zh_TW" w:bidi="zh_TW"/>
-        </w:rPr>
-      </w:r>
-      <w:r>
-        <w:rPr>
-          <w:lang w:val="zh_TW" w:bidi="zh_TW"/>
-        </w:rPr>
-        <w:t>在大多數情況下，應將「勸勉」與「鼓勵」區別翻譯，「鼓勵」指的是激勵、安慰或使人放心。</w:t>
-      </w:r>
-    </w:p>
-    <w:p>
-      <w:pPr>
-        <w:pStyle w:val="ListBullet"/>
-        <w:spacing w:line="240" w:lineRule="auto"/>
-        <w:ind w:left="720"/>
-      </w:pPr>
-      <w:r>
-        <w:rPr>
-          <w:lang w:val="zh_TW" w:bidi="zh_TW"/>
-        </w:rPr>
-      </w:r>
-      <w:r>
-        <w:rPr>
-          <w:lang w:val="zh_TW" w:bidi="zh_TW"/>
-        </w:rPr>
-        <w:t>通常這個詞也會與「勸戒」不同，後者是指因某人的錯誤行為而對其發出警告或糾正。</w:t>
-      </w:r>
-    </w:p>
-    <w:p>
-      <w:pPr>
-        <w:pStyle w:val="Heading3"/>
-      </w:pPr>
-      <w:r>
-        <w:rPr>
-          <w:lang w:val="zh_TW" w:bidi="zh_TW"/>
-        </w:rPr>
-        <w:t>參考經文：</w:t>
-      </w:r>
-    </w:p>
-    <w:p>
-      <w:pPr>
-        <w:pStyle w:val="ListBullet"/>
-        <w:spacing w:line="240" w:lineRule="auto"/>
-        <w:ind w:left="720"/>
-      </w:pPr>
-      <w:r>
-        <w:rPr>
-          <w:lang w:val="zh_TW" w:bidi="zh_TW"/>
-        </w:rPr>
-      </w:r>
-      <w:r>
-        <w:rPr>
-          <w:lang w:val="zh_TW" w:bidi="zh_TW"/>
-        </w:rPr>
-        <w:t>帖撒羅尼迦前書2:3–4</w:t>
-      </w:r>
-    </w:p>
-    <w:p>
-      <w:pPr>
-        <w:pStyle w:val="ListBullet"/>
-        <w:spacing w:line="240" w:lineRule="auto"/>
-        <w:ind w:left="720"/>
-      </w:pPr>
-      <w:r>
-        <w:rPr>
-          <w:lang w:val="zh_TW" w:bidi="zh_TW"/>
-        </w:rPr>
-      </w:r>
-      <w:r>
-        <w:rPr>
-          <w:lang w:val="zh_TW" w:bidi="zh_TW"/>
-        </w:rPr>
-        <w:t>帖撒羅尼迦前書2:12</w:t>
-      </w:r>
-    </w:p>
-    <w:p>
-      <w:pPr>
-        <w:pStyle w:val="ListBullet"/>
-        <w:spacing w:line="240" w:lineRule="auto"/>
-        <w:ind w:left="720"/>
-      </w:pPr>
-      <w:r>
-        <w:rPr>
-          <w:lang w:val="zh_TW" w:bidi="zh_TW"/>
-        </w:rPr>
-      </w:r>
-      <w:r>
-        <w:rPr>
-          <w:lang w:val="zh_TW" w:bidi="zh_TW"/>
-        </w:rPr>
-        <w:t>提摩太前書5:2</w:t>
-      </w:r>
-    </w:p>
-    <w:p>
-      <w:pPr>
-        <w:pStyle w:val="ListBullet"/>
-        <w:spacing w:line="240" w:lineRule="auto"/>
-        <w:ind w:left="720"/>
-      </w:pPr>
-      <w:r>
-        <w:rPr>
-          <w:lang w:val="zh_TW" w:bidi="zh_TW"/>
-        </w:rPr>
-      </w:r>
-      <w:r>
-        <w:rPr>
-          <w:lang w:val="zh_TW" w:bidi="zh_TW"/>
-        </w:rPr>
-        <w:t>路加福音3:18</w:t>
-      </w:r>
-    </w:p>
-    <w:p>
-      <w:pPr>
-        <w:pStyle w:val="Heading3"/>
-      </w:pPr>
-      <w:r>
-        <w:rPr>
-          <w:lang w:val="zh_TW" w:bidi="zh_TW"/>
-        </w:rPr>
-        <w:t>原文參照：</w:t>
-      </w:r>
-    </w:p>
-    <w:p>
-      <w:pPr>
-        <w:pStyle w:val="ListBullet"/>
-        <w:spacing w:line="240" w:lineRule="auto"/>
-        <w:ind w:left="720"/>
-      </w:pPr>
-      <w:r>
-        <w:rPr>
-          <w:lang w:val="zh_TW" w:bidi="zh_TW"/>
-        </w:rPr>
-      </w:r>
-      <w:r>
-        <w:rPr>
-          <w:lang w:val="zh_TW" w:bidi="zh_TW"/>
-        </w:rPr>
-        <w:t>史特朗號：G38670，G38700，G38740，G43890</w:t>
-      </w:r>
-      <w:r>
-        <w:rPr>
-          <w:lang w:val="zh_TW" w:bidi="zh_TW"/>
-        </w:rPr>
-      </w:r>
-      <w:r>
-        <w:rPr>
-          <w:lang w:val="zh_TW" w:bidi="zh_TW"/>
-        </w:rPr>
-      </w:r>
-    </w:p>
-    <w:p>
-      <w:pPr/>
-      <w:r>
-        <w:rPr>
-          <w:lang w:val="zh_TW" w:bidi="zh_TW"/>
-        </w:rPr>
-      </w:r>
-    </w:p>
-    <w:p>
-      <w:pPr>
-        <w:pStyle w:val="Heading2"/>
-      </w:pPr>
-      <w:r>
-        <w:rPr>
-          <w:lang w:val="zh_TW" w:bidi="zh_TW"/>
-        </w:rPr>
-        <w:t>勸慰</w:t>
-      </w:r>
-      <w:r>
-        <w:rPr>
-          <w:lang w:val="zh_TW" w:bidi="zh_TW"/>
-        </w:rPr>
-      </w:r>
-    </w:p>
-    <w:p>
-      <w:pPr>
-        <w:pStyle w:val="Heading3"/>
-      </w:pPr>
-      <w:r>
-        <w:rPr>
-          <w:lang w:val="zh_TW" w:bidi="zh_TW"/>
-        </w:rPr>
-        <w:t>定義：</w:t>
-      </w:r>
-    </w:p>
-    <w:p>
-      <w:pPr/>
-      <w:r>
-        <w:rPr>
-          <w:lang w:val="zh_TW" w:bidi="zh_TW"/>
-        </w:rPr>
-      </w:r>
-      <w:r>
-        <w:rPr>
-          <w:lang w:val="zh_TW" w:bidi="zh_TW"/>
-        </w:rPr>
-        <w:t>「勸慰（encourage，動詞）」和「勸慰（encouragement，名詞）」這些術語指的是通過言語和行動使某人感到安慰、盼望、自信和勇氣。</w:t>
-      </w:r>
-    </w:p>
-    <w:p>
-      <w:pPr>
-        <w:pStyle w:val="ListBullet"/>
-        <w:spacing w:line="240" w:lineRule="auto"/>
-        <w:ind w:left="720"/>
-      </w:pPr>
-      <w:r>
-        <w:rPr>
-          <w:lang w:val="zh_TW" w:bidi="zh_TW"/>
-        </w:rPr>
-      </w:r>
-      <w:r>
-        <w:rPr>
-          <w:lang w:val="zh_TW" w:bidi="zh_TW"/>
-        </w:rPr>
-        <w:t>類似的詞是「勸慰（exhort）」，意思是敦促某人拒絕錯誤的行為，並改而做良好和正確的事情。</w:t>
-      </w:r>
-    </w:p>
-    <w:p>
-      <w:pPr>
-        <w:pStyle w:val="ListBullet"/>
-        <w:spacing w:line="240" w:lineRule="auto"/>
-        <w:ind w:left="720"/>
-      </w:pPr>
-      <w:r>
-        <w:rPr>
-          <w:lang w:val="zh_TW" w:bidi="zh_TW"/>
-        </w:rPr>
-      </w:r>
-      <w:r>
-        <w:rPr>
-          <w:lang w:val="zh_TW" w:bidi="zh_TW"/>
-        </w:rPr>
-        <w:t>使徒保羅和其他新約作者教導基督徒彼此勸慰去愛和服務他人。</w:t>
-      </w:r>
-    </w:p>
-    <w:p>
-      <w:pPr>
-        <w:pStyle w:val="Heading3"/>
-      </w:pPr>
-      <w:r>
-        <w:rPr>
-          <w:lang w:val="zh_TW" w:bidi="zh_TW"/>
-        </w:rPr>
-        <w:t>翻譯相關建議</w:t>
-      </w:r>
-    </w:p>
-    <w:p>
-      <w:pPr>
-        <w:pStyle w:val="ListBullet"/>
-        <w:spacing w:line="240" w:lineRule="auto"/>
-        <w:ind w:left="720"/>
-      </w:pPr>
-      <w:r>
-        <w:rPr>
-          <w:lang w:val="zh_TW" w:bidi="zh_TW"/>
-        </w:rPr>
-      </w:r>
-      <w:r>
-        <w:rPr>
-          <w:lang w:val="zh_TW" w:bidi="zh_TW"/>
-        </w:rPr>
-        <w:t>根據上下文，「勸勉（動詞）」的翻譯方式可以包括「敦促」、 「安慰」、 「說好話」或「幫助和支持」。</w:t>
-      </w:r>
-    </w:p>
-    <w:p>
-      <w:pPr>
-        <w:pStyle w:val="ListBullet"/>
-        <w:spacing w:line="240" w:lineRule="auto"/>
-        <w:ind w:left="720"/>
-      </w:pPr>
-      <w:r>
-        <w:rPr>
-          <w:lang w:val="zh_TW" w:bidi="zh_TW"/>
-        </w:rPr>
-      </w:r>
-      <w:r>
-        <w:rPr>
-          <w:lang w:val="zh_TW" w:bidi="zh_TW"/>
-        </w:rPr>
-        <w:t>「說勸慰的話語」的意思是「說一些讓他人感到被愛、被接受和獲得力量的話」。</w:t>
-      </w:r>
-    </w:p>
-    <w:p>
-      <w:pPr/>
-      <w:r>
-        <w:rPr>
-          <w:lang w:val="zh_TW" w:bidi="zh_TW"/>
-        </w:rPr>
-      </w:r>
-      <w:r>
-        <w:rPr>
-          <w:lang w:val="zh_TW" w:bidi="zh_TW"/>
-        </w:rPr>
-        <w:t>（另見：</w:t>
-      </w:r>
-      <w:r>
-        <w:rPr>
-          <w:lang w:val="zh_TW" w:bidi="zh_TW"/>
-        </w:rPr>
         <w:t>使灰心</w:t>
       </w:r>
       <w:r>
         <w:rPr>
           <w:lang w:val="zh_TW" w:bidi="zh_TW"/>
         </w:rPr>
-        <w:t>，</w:t>
-      </w:r>
-      <w:r>
-        <w:rPr>
-          <w:lang w:val="zh_TW" w:bidi="zh_TW"/>
-        </w:rPr>
-        <w:t>信心</w:t>
-      </w:r>
-      <w:r>
-        <w:rPr>
-          <w:lang w:val="zh_TW" w:bidi="zh_TW"/>
-        </w:rPr>
-        <w:t>，</w:t>
+        <w:t>，信心，</w:t>
       </w:r>
       <w:r>
         <w:rPr>
